--- a/Кор-ка case-template.docx
+++ b/Кор-ка case-template.docx
@@ -132,6 +132,70 @@
         <w:spacing w:before="100" w:beforeAutospacing="1" w:after="100" w:afterAutospacing="1" w:line="240" w:lineRule="auto"/>
         <w:rPr>
           <w:rFonts w:ascii="Times New Roman" w:eastAsia="Times New Roman" w:hAnsi="Times New Roman" w:cs="Times New Roman"/>
+          <w:color w:val="000000"/>
+          <w:sz w:val="27"/>
+          <w:szCs w:val="27"/>
+          <w:lang w:eastAsia="ru-RU"/>
+        </w:rPr>
+      </w:pPr>
+      <w:r>
+        <w:rPr>
+          <w:rFonts w:ascii="Times New Roman" w:eastAsia="Times New Roman" w:hAnsi="Times New Roman" w:cs="Times New Roman"/>
+          <w:color w:val="000000"/>
+          <w:sz w:val="27"/>
+          <w:szCs w:val="27"/>
+          <w:lang w:eastAsia="ru-RU"/>
+        </w:rPr>
+        <w:t xml:space="preserve">Учителя английского языка, их родители и сами ученики: </w:t>
+      </w:r>
+    </w:p>
+    <w:p>
+      <w:pPr>
+        <w:spacing w:before="100" w:beforeAutospacing="1" w:after="100" w:afterAutospacing="1" w:line="240" w:lineRule="auto"/>
+        <w:rPr>
+          <w:rFonts w:ascii="Times New Roman" w:eastAsia="Times New Roman" w:hAnsi="Times New Roman" w:cs="Times New Roman"/>
+          <w:color w:val="000000"/>
+          <w:sz w:val="27"/>
+          <w:szCs w:val="27"/>
+          <w:lang w:eastAsia="ru-RU"/>
+        </w:rPr>
+      </w:pPr>
+      <w:r>
+        <w:rPr>
+          <w:rFonts w:ascii="Times New Roman" w:eastAsia="Times New Roman" w:hAnsi="Times New Roman" w:cs="Times New Roman"/>
+          <w:color w:val="000000"/>
+          <w:sz w:val="27"/>
+          <w:szCs w:val="27"/>
+          <w:lang w:eastAsia="ru-RU"/>
+        </w:rPr>
+        <w:t>учитель (родитель или сам ученик) готовит набор слов для запоминания в преподавательском редакторе приложения</w:t>
+      </w:r>
+      <w:r>
+        <w:rPr>
+          <w:rFonts w:ascii="Times New Roman" w:eastAsia="Times New Roman" w:hAnsi="Times New Roman" w:cs="Times New Roman"/>
+          <w:color w:val="000000"/>
+          <w:sz w:val="27"/>
+          <w:szCs w:val="27"/>
+          <w:lang w:eastAsia="ru-RU"/>
+        </w:rPr>
+        <w:t>;</w:t>
+      </w:r>
+      <w:r>
+        <w:rPr>
+          <w:rFonts w:ascii="Times New Roman" w:eastAsia="Times New Roman" w:hAnsi="Times New Roman" w:cs="Times New Roman"/>
+          <w:color w:val="000000"/>
+          <w:sz w:val="27"/>
+          <w:szCs w:val="27"/>
+          <w:lang w:eastAsia="ru-RU"/>
+        </w:rPr>
+        <w:t xml:space="preserve"> </w:t>
+      </w:r>
+    </w:p>
+    <w:p>
+      <w:pPr>
+        <w:spacing w:before="100" w:beforeAutospacing="1" w:after="100" w:afterAutospacing="1" w:line="240" w:lineRule="auto"/>
+        <w:rPr>
+          <w:rFonts w:ascii="Times New Roman" w:eastAsia="Times New Roman" w:hAnsi="Times New Roman" w:cs="Times New Roman"/>
           <w:sz w:val="24"/>
           <w:szCs w:val="24"/>
           <w:lang w:eastAsia="ru-RU"/>
@@ -145,7 +209,17 @@
           <w:szCs w:val="27"/>
           <w:lang w:eastAsia="ru-RU"/>
         </w:rPr>
-        <w:t>Учителя английского языка и их родители и сами ученики: учитель (родитель или сам ученик) готовит набор слов для запоминания в преподавательском редакторе приложения, ученики играют в браузере, прогресс хранится отдельно на каждого ученика, если их несколько.</w:t>
+        <w:t>ученики</w:t>
+      </w:r>
+      <w:r>
+        <w:rPr>
+          <w:rFonts w:ascii="Times New Roman" w:eastAsia="Times New Roman" w:hAnsi="Times New Roman" w:cs="Times New Roman"/>
+          <w:color w:val="000000"/>
+          <w:sz w:val="27"/>
+          <w:szCs w:val="27"/>
+          <w:lang w:eastAsia="ru-RU"/>
+        </w:rPr>
+        <w:t xml:space="preserve"> играют в браузере, прогресс хранится отдельно (на каждого ученика, если их в приложении несколько).</w:t>
       </w:r>
     </w:p>
     <w:p>
